--- a/projects/qube-agency/qube-onepager.docx
+++ b/projects/qube-agency/qube-onepager.docx
@@ -4,7 +4,7 @@
   <w:body>
     <w:p>
       <w:pPr>
-        <w:spacing w:before="0" w:after="40"/>
+        <w:spacing w:before="0" w:after="80"/>
       </w:pPr>
       <w:r>
         <w:rPr>
@@ -12,7 +12,7 @@
           <w:b/>
           <w:i w:val="0"/>
           <w:color w:val="FF7A2F"/>
-          <w:sz w:val="60"/>
+          <w:sz w:val="64"/>
         </w:rPr>
         <w:t>QUBE</w:t>
       </w:r>
@@ -26,7 +26,7 @@
           <w:rFonts w:ascii="Calibri" w:hAnsi="Calibri"/>
           <w:b w:val="0"/>
           <w:i w:val="0"/>
-          <w:color w:val="505A6E"/>
+          <w:color w:val="646E82"/>
           <w:sz w:val="26"/>
         </w:rPr>
         <w:t>India's physical AI data collection company</w:t>
@@ -36,16 +36,13 @@
       <w:pPr>
         <w:spacing w:before="0" w:after="0"/>
         <w:pBdr>
-          <w:bottom w:val="single" w:sz="8" w:space="1" w:color="FF7A2F"/>
+          <w:bottom w:val="single" w:sz="6" w:space="1" w:color="FF7A2F"/>
         </w:pBdr>
       </w:pPr>
     </w:p>
     <w:p>
       <w:pPr>
-        <w:spacing w:before="320" w:after="80"/>
-        <w:pBdr>
-          <w:bottom w:val="single" w:sz="4" w:space="1" w:color="FFD4B0"/>
-        </w:pBdr>
+        <w:spacing w:before="360" w:after="100"/>
       </w:pPr>
       <w:r>
         <w:rPr>
@@ -53,32 +50,29 @@
           <w:b/>
           <w:i w:val="0"/>
           <w:color w:val="FF7A2F"/>
-          <w:sz w:val="17"/>
+          <w:sz w:val="18"/>
         </w:rPr>
-        <w:t>WHAT WE DO</w:t>
+        <w:t>WHAT ARE WE</w:t>
       </w:r>
     </w:p>
     <w:p>
       <w:pPr>
-        <w:spacing w:after="200"/>
+        <w:spacing w:before="0" w:after="160"/>
       </w:pPr>
       <w:r>
         <w:rPr>
           <w:rFonts w:ascii="Calibri" w:hAnsi="Calibri"/>
           <w:b w:val="0"/>
           <w:i w:val="0"/>
-          <w:color w:val="1E232D"/>
-          <w:sz w:val="21"/>
+          <w:color w:val="232832"/>
+          <w:sz w:val="22"/>
         </w:rPr>
-        <w:t>Qube collects and annotates egocentric (first-person POV) training data for robotics and embodied AI companies -- specifically from Indian manufacturing environments. We combine factory floor access, a professional in-house execution team, and a structured QA pipeline to produce consent-clean, task-specific datasets that AI labs can train on directly.</w:t>
+        <w:t>Qube is a data collection company built for physical AI. We source, record, and deliver egocentric (first-person POV) training data from real-world environments in India -- the kind of data that teaches robots and autonomous systems how humans actually move and work.</w:t>
       </w:r>
     </w:p>
     <w:p>
       <w:pPr>
-        <w:spacing w:before="320" w:after="80"/>
-        <w:pBdr>
-          <w:bottom w:val="single" w:sz="4" w:space="1" w:color="FFD4B0"/>
-        </w:pBdr>
+        <w:spacing w:before="360" w:after="100"/>
       </w:pPr>
       <w:r>
         <w:rPr>
@@ -86,148 +80,29 @@
           <w:b/>
           <w:i w:val="0"/>
           <w:color w:val="FF7A2F"/>
-          <w:sz w:val="17"/>
+          <w:sz w:val="18"/>
         </w:rPr>
-        <w:t>THE GAP WE FILL</w:t>
+        <w:t>WHAT WE DO</w:t>
       </w:r>
-    </w:p>
-    <w:tbl>
-      <w:tblPr>
-        <w:tblStyle w:val="TableGrid"/>
-        <w:tblW w:type="auto" w:w="0"/>
-        <w:jc w:val="left"/>
-        <w:tblLook w:firstColumn="1" w:firstRow="1" w:lastColumn="0" w:lastRow="0" w:noHBand="0" w:noVBand="1" w:val="04A0"/>
-      </w:tblPr>
-      <w:tblGrid>
-        <w:gridCol w:w="4703"/>
-        <w:gridCol w:w="4703"/>
-      </w:tblGrid>
-      <w:tr>
-        <w:tc>
-          <w:tcPr>
-            <w:tcW w:type="dxa" w:w="3600"/>
-            <w:shd w:val="clear" w:color="auto" w:fill="FFF4EE"/>
-          </w:tcPr>
-          <w:p>
-            <w:r>
-              <w:rPr>
-                <w:rFonts w:ascii="Calibri" w:hAnsi="Calibri"/>
-                <w:b/>
-                <w:i w:val="0"/>
-                <w:color w:val="A05014"/>
-                <w:sz w:val="20"/>
-              </w:rPr>
-              <w:t>No India-specific manufacturing data at scale</w:t>
-            </w:r>
-          </w:p>
-        </w:tc>
-        <w:tc>
-          <w:tcPr>
-            <w:tcW w:type="dxa" w:w="5760"/>
-            <w:shd w:val="clear" w:color="auto" w:fill="FFF4EE"/>
-          </w:tcPr>
-          <w:p>
-            <w:r>
-              <w:rPr>
-                <w:rFonts w:ascii="Calibri" w:hAnsi="Calibri"/>
-                <w:b w:val="0"/>
-                <w:i w:val="0"/>
-                <w:color w:val="282828"/>
-                <w:sz w:val="20"/>
-              </w:rPr>
-              <w:t>Indian factory floors are the deployment target for the next wave of industrial robots. No company is collecting from these environments at commercial scale.</w:t>
-            </w:r>
-          </w:p>
-        </w:tc>
-      </w:tr>
-      <w:tr>
-        <w:tc>
-          <w:tcPr>
-            <w:tcW w:type="dxa" w:w="3600"/>
-            <w:shd w:val="clear" w:color="auto" w:fill="FFFFFF"/>
-          </w:tcPr>
-          <w:p>
-            <w:r>
-              <w:rPr>
-                <w:rFonts w:ascii="Calibri" w:hAnsi="Calibri"/>
-                <w:b/>
-                <w:i w:val="0"/>
-                <w:color w:val="A05014"/>
-                <w:sz w:val="20"/>
-              </w:rPr>
-              <w:t>Generic egocentric data is commoditised</w:t>
-            </w:r>
-          </w:p>
-        </w:tc>
-        <w:tc>
-          <w:tcPr>
-            <w:tcW w:type="dxa" w:w="5760"/>
-            <w:shd w:val="clear" w:color="auto" w:fill="FFFFFF"/>
-          </w:tcPr>
-          <w:p>
-            <w:r>
-              <w:rPr>
-                <w:rFonts w:ascii="Calibri" w:hAnsi="Calibri"/>
-                <w:b w:val="0"/>
-                <w:i w:val="0"/>
-                <w:color w:val="282828"/>
-                <w:sz w:val="20"/>
-              </w:rPr>
-              <w:t>Build AI and others have released millions of hours of household footage for free. What labs actually pay for is task-specific, environment-specific, annotated data.</w:t>
-            </w:r>
-          </w:p>
-        </w:tc>
-      </w:tr>
-      <w:tr>
-        <w:tc>
-          <w:tcPr>
-            <w:tcW w:type="dxa" w:w="3600"/>
-            <w:shd w:val="clear" w:color="auto" w:fill="FFF4EE"/>
-          </w:tcPr>
-          <w:p>
-            <w:r>
-              <w:rPr>
-                <w:rFonts w:ascii="Calibri" w:hAnsi="Calibri"/>
-                <w:b/>
-                <w:i w:val="0"/>
-                <w:color w:val="A05014"/>
-                <w:sz w:val="20"/>
-              </w:rPr>
-              <w:t>Existing agencies lack India ground execution</w:t>
-            </w:r>
-          </w:p>
-        </w:tc>
-        <w:tc>
-          <w:tcPr>
-            <w:tcW w:type="dxa" w:w="5760"/>
-            <w:shd w:val="clear" w:color="auto" w:fill="FFF4EE"/>
-          </w:tcPr>
-          <w:p>
-            <w:r>
-              <w:rPr>
-                <w:rFonts w:ascii="Calibri" w:hAnsi="Calibri"/>
-                <w:b w:val="0"/>
-                <w:i w:val="0"/>
-                <w:color w:val="282828"/>
-                <w:sz w:val="20"/>
-              </w:rPr>
-              <w:t>Tier 1 agencies (Cloudfactory, iMerit, Cogito) have no reliable India physical AI collection capability. They sub it out or turn it down.</w:t>
-            </w:r>
-          </w:p>
-        </w:tc>
-      </w:tr>
-    </w:tbl>
-    <w:p>
-      <w:pPr>
-        <w:spacing w:after="40"/>
-      </w:pPr>
     </w:p>
     <w:p>
       <w:pPr>
-        <w:spacing w:before="320" w:after="80"/>
-        <w:pBdr>
-          <w:bottom w:val="single" w:sz="4" w:space="1" w:color="FFD4B0"/>
-        </w:pBdr>
+        <w:spacing w:before="0" w:after="160"/>
+      </w:pPr>
+      <w:r>
+        <w:rPr>
+          <w:rFonts w:ascii="Calibri" w:hAnsi="Calibri"/>
+          <w:b w:val="0"/>
+          <w:i w:val="0"/>
+          <w:color w:val="232832"/>
+          <w:sz w:val="22"/>
+        </w:rPr>
+        <w:t>We run end-to-end data collection projects -- from contributor briefing and recording to QA review and annotation delivery. Our focus is task-specific, environment-specific data from Indian manufacturing settings: auto components, electronics assembly, and pharma packaging.</w:t>
+      </w:r>
+    </w:p>
+    <w:p>
+      <w:pPr>
+        <w:spacing w:before="360" w:after="100"/>
       </w:pPr>
       <w:r>
         <w:rPr>
@@ -235,9 +110,9 @@
           <w:b/>
           <w:i w:val="0"/>
           <w:color w:val="FF7A2F"/>
-          <w:sz w:val="17"/>
+          <w:sz w:val="18"/>
         </w:rPr>
-        <w:t>WHAT MAKES US DIFFERENT</w:t>
+        <w:t>HOW WE DO IT</w:t>
       </w:r>
     </w:p>
     <w:p>
@@ -251,20 +126,20 @@
           <w:rFonts w:ascii="Calibri" w:hAnsi="Calibri"/>
           <w:b/>
           <w:i w:val="0"/>
-          <w:color w:val="1E232D"/>
-          <w:sz w:val="21"/>
+          <w:color w:val="232832"/>
+          <w:sz w:val="22"/>
         </w:rPr>
-        <w:t>Factory floor access</w:t>
+        <w:t xml:space="preserve">In-house execution team </w:t>
       </w:r>
       <w:r>
         <w:rPr>
           <w:rFonts w:ascii="Calibri" w:hAnsi="Calibri"/>
           <w:b w:val="0"/>
           <w:i w:val="0"/>
-          <w:color w:val="1E232D"/>
-          <w:sz w:val="21"/>
+          <w:color w:val="232832"/>
+          <w:sz w:val="22"/>
         </w:rPr>
-        <w:t>-- direct relationships with manufacturing facilities across auto components, electronics assembly, and pharma packaging verticals in India.</w:t>
+        <w:t>-- trained contributors with head-mounted rigs, briefed on narration and hand visibility standards.</w:t>
       </w:r>
     </w:p>
     <w:p>
@@ -278,20 +153,20 @@
           <w:rFonts w:ascii="Calibri" w:hAnsi="Calibri"/>
           <w:b/>
           <w:i w:val="0"/>
-          <w:color w:val="1E232D"/>
-          <w:sz w:val="21"/>
+          <w:color w:val="232832"/>
+          <w:sz w:val="22"/>
         </w:rPr>
-        <w:t>Consent-clean data</w:t>
+        <w:t xml:space="preserve">Factory floor access </w:t>
       </w:r>
       <w:r>
         <w:rPr>
           <w:rFonts w:ascii="Calibri" w:hAnsi="Calibri"/>
           <w:b w:val="0"/>
           <w:i w:val="0"/>
-          <w:color w:val="1E232D"/>
-          <w:sz w:val="21"/>
+          <w:color w:val="232832"/>
+          <w:sz w:val="22"/>
         </w:rPr>
-        <w:t>-- employer-level consent frameworks, not just individual sign-offs. Legally defensible for lab use.</w:t>
+        <w:t>-- direct relationships with manufacturing facilities across India, with employer-level consent frameworks.</w:t>
       </w:r>
     </w:p>
     <w:p>
@@ -305,20 +180,20 @@
           <w:rFonts w:ascii="Calibri" w:hAnsi="Calibri"/>
           <w:b/>
           <w:i w:val="0"/>
-          <w:color w:val="1E232D"/>
-          <w:sz w:val="21"/>
+          <w:color w:val="232832"/>
+          <w:sz w:val="22"/>
         </w:rPr>
-        <w:t>End-to-end QA pipeline</w:t>
+        <w:t xml:space="preserve">Structured QA pipeline </w:t>
       </w:r>
       <w:r>
         <w:rPr>
           <w:rFonts w:ascii="Calibri" w:hAnsi="Calibri"/>
           <w:b w:val="0"/>
           <w:i w:val="0"/>
-          <w:color w:val="1E232D"/>
-          <w:sz w:val="21"/>
+          <w:color w:val="232832"/>
+          <w:sz w:val="22"/>
         </w:rPr>
-        <w:t>-- structured narration standards, hand visibility checks, PII review, and file validation before any batch is delivered.</w:t>
+        <w:t>-- every video reviewed against narration quality, PII checks, hand visibility, and file standards before delivery.</w:t>
       </w:r>
     </w:p>
     <w:p>
@@ -332,20 +207,35 @@
           <w:rFonts w:ascii="Calibri" w:hAnsi="Calibri"/>
           <w:b/>
           <w:i w:val="0"/>
-          <w:color w:val="1E232D"/>
-          <w:sz w:val="21"/>
+          <w:color w:val="232832"/>
+          <w:sz w:val="22"/>
         </w:rPr>
-        <w:t>Annotation capability</w:t>
+        <w:t xml:space="preserve">Annotation </w:t>
       </w:r>
       <w:r>
         <w:rPr>
           <w:rFonts w:ascii="Calibri" w:hAnsi="Calibri"/>
           <w:b w:val="0"/>
           <w:i w:val="0"/>
-          <w:color w:val="1E232D"/>
-          <w:sz w:val="21"/>
+          <w:color w:val="232832"/>
+          <w:sz w:val="22"/>
         </w:rPr>
-        <w:t>-- temporal/action labels, object annotation, pose/keypoint, and task state labels. CVAT-based workflow.</w:t>
+        <w:t>-- temporal/action labels, object annotation, pose/keypoint, and task state labels on top of raw footage.</w:t>
+      </w:r>
+    </w:p>
+    <w:p>
+      <w:pPr>
+        <w:spacing w:before="360" w:after="100"/>
+      </w:pPr>
+      <w:r>
+        <w:rPr>
+          <w:rFonts w:ascii="Calibri" w:hAnsi="Calibri"/>
+          <w:b/>
+          <w:i w:val="0"/>
+          <w:color w:val="FF7A2F"/>
+          <w:sz w:val="18"/>
+        </w:rPr>
+        <w:t>WHY CHOOSE US</w:t>
       </w:r>
     </w:p>
     <w:p>
@@ -359,38 +249,20 @@
           <w:rFonts w:ascii="Calibri" w:hAnsi="Calibri"/>
           <w:b/>
           <w:i w:val="0"/>
-          <w:color w:val="1E232D"/>
-          <w:sz w:val="21"/>
+          <w:color w:val="232832"/>
+          <w:sz w:val="22"/>
         </w:rPr>
-        <w:t>Task-specific collections</w:t>
+        <w:t xml:space="preserve">The only company </w:t>
       </w:r>
       <w:r>
         <w:rPr>
           <w:rFonts w:ascii="Calibri" w:hAnsi="Calibri"/>
           <w:b w:val="0"/>
           <w:i w:val="0"/>
-          <w:color w:val="1E232D"/>
-          <w:sz w:val="21"/>
+          <w:color w:val="232832"/>
+          <w:sz w:val="22"/>
         </w:rPr>
-        <w:t>-- we design recordings around specific robot task demonstrations, not generic footage.</w:t>
-      </w:r>
-    </w:p>
-    <w:p>
-      <w:pPr>
-        <w:spacing w:before="320" w:after="80"/>
-        <w:pBdr>
-          <w:bottom w:val="single" w:sz="4" w:space="1" w:color="FFD4B0"/>
-        </w:pBdr>
-      </w:pPr>
-      <w:r>
-        <w:rPr>
-          <w:rFonts w:ascii="Calibri" w:hAnsi="Calibri"/>
-          <w:b/>
-          <w:i w:val="0"/>
-          <w:color w:val="FF7A2F"/>
-          <w:sz w:val="17"/>
-        </w:rPr>
-        <w:t>WHERE WE ARE</w:t>
+        <w:t>doing task-specific, consent-clean egocentric collection from Indian manufacturing floors at a professional quality bar.</w:t>
       </w:r>
     </w:p>
     <w:p>
@@ -402,12 +274,22 @@
       <w:r>
         <w:rPr>
           <w:rFonts w:ascii="Calibri" w:hAnsi="Calibri"/>
+          <w:b/>
+          <w:i w:val="0"/>
+          <w:color w:val="232832"/>
+          <w:sz w:val="22"/>
+        </w:rPr>
+        <w:t xml:space="preserve">Not generic footage </w:t>
+      </w:r>
+      <w:r>
+        <w:rPr>
+          <w:rFonts w:ascii="Calibri" w:hAnsi="Calibri"/>
           <w:b w:val="0"/>
           <w:i w:val="0"/>
-          <w:color w:val="1E232D"/>
-          <w:sz w:val="21"/>
+          <w:color w:val="232832"/>
+          <w:sz w:val="22"/>
         </w:rPr>
-        <w:t>Active egocentric data collection projects running in India</w:t>
+        <w:t>-- every project is designed around specific task demonstrations for specific deployment environments.</w:t>
       </w:r>
     </w:p>
     <w:p>
@@ -419,12 +301,22 @@
       <w:r>
         <w:rPr>
           <w:rFonts w:ascii="Calibri" w:hAnsi="Calibri"/>
+          <w:b/>
+          <w:i w:val="0"/>
+          <w:color w:val="232832"/>
+          <w:sz w:val="22"/>
+        </w:rPr>
+        <w:t xml:space="preserve">India-native </w:t>
+      </w:r>
+      <w:r>
+        <w:rPr>
+          <w:rFonts w:ascii="Calibri" w:hAnsi="Calibri"/>
           <w:b w:val="0"/>
           <w:i w:val="0"/>
-          <w:color w:val="1E232D"/>
-          <w:sz w:val="21"/>
+          <w:color w:val="232832"/>
+          <w:sz w:val="22"/>
         </w:rPr>
-        <w:t>Agency partnerships in progress with Tier 1/2 data companies</w:t>
+        <w:t>-- we understand the environments, the access constraints, and the workforce. No remote management overhead.</w:t>
       </w:r>
     </w:p>
     <w:p>
@@ -436,210 +328,27 @@
       <w:r>
         <w:rPr>
           <w:rFonts w:ascii="Calibri" w:hAnsi="Calibri"/>
-          <w:b w:val="0"/>
+          <w:b/>
           <w:i w:val="0"/>
-          <w:color w:val="1E232D"/>
-          <w:sz w:val="21"/>
+          <w:color w:val="232832"/>
+          <w:sz w:val="22"/>
         </w:rPr>
-        <w:t>Manufacturing floor access across 3 verticals</w:t>
+        <w:t xml:space="preserve">Fast pilots </w:t>
       </w:r>
-    </w:p>
-    <w:p>
-      <w:pPr>
-        <w:pStyle w:val="ListBullet"/>
-        <w:spacing w:before="40" w:after="40"/>
-        <w:ind w:left="288"/>
-      </w:pPr>
       <w:r>
         <w:rPr>
           <w:rFonts w:ascii="Calibri" w:hAnsi="Calibri"/>
           <w:b w:val="0"/>
           <w:i w:val="0"/>
-          <w:color w:val="1E232D"/>
-          <w:sz w:val="21"/>
+          <w:color w:val="232832"/>
+          <w:sz w:val="22"/>
         </w:rPr>
-        <w:t>QA and annotation pipeline operational</w:t>
+        <w:t>-- low-commitment entry point to test quality before scale.</w:t>
       </w:r>
     </w:p>
     <w:p>
       <w:pPr>
-        <w:spacing w:before="320" w:after="80"/>
-        <w:pBdr>
-          <w:bottom w:val="single" w:sz="4" w:space="1" w:color="FFD4B0"/>
-        </w:pBdr>
-      </w:pPr>
-      <w:r>
-        <w:rPr>
-          <w:rFonts w:ascii="Calibri" w:hAnsi="Calibri"/>
-          <w:b/>
-          <w:i w:val="0"/>
-          <w:color w:val="FF7A2F"/>
-          <w:sz w:val="17"/>
-        </w:rPr>
-        <w:t>THE MARKET</w:t>
-      </w:r>
-    </w:p>
-    <w:p>
-      <w:pPr>
-        <w:spacing w:after="120"/>
-      </w:pPr>
-      <w:r>
-        <w:rPr>
-          <w:rFonts w:ascii="Calibri" w:hAnsi="Calibri"/>
-          <w:b w:val="0"/>
-          <w:i w:val="0"/>
-          <w:color w:val="1E232D"/>
-          <w:sz w:val="21"/>
-        </w:rPr>
-        <w:t>Physical AI training data is a fast-growing category driven by humanoid robotics, autonomous systems, and embodied AI. Indian manufacturing represents a $450B+ sector that is predominantly manual-labour intensive -- the exact workflows these robots are being trained to perform. Companies deploying in India or building generalised models need India-sourced data. Nobody is supplying it at professional quality.</w:t>
-      </w:r>
-    </w:p>
-    <w:p>
-      <w:pPr>
-        <w:spacing w:before="320" w:after="80"/>
-        <w:pBdr>
-          <w:bottom w:val="single" w:sz="4" w:space="1" w:color="FFD4B0"/>
-        </w:pBdr>
-      </w:pPr>
-      <w:r>
-        <w:rPr>
-          <w:rFonts w:ascii="Calibri" w:hAnsi="Calibri"/>
-          <w:b/>
-          <w:i w:val="0"/>
-          <w:color w:val="FF7A2F"/>
-          <w:sz w:val="17"/>
-        </w:rPr>
-        <w:t>WARM INTRODUCTIONS WE ARE LOOKING FOR</w:t>
-      </w:r>
-    </w:p>
-    <w:tbl>
-      <w:tblPr>
-        <w:tblStyle w:val="TableGrid"/>
-        <w:tblW w:type="auto" w:w="0"/>
-        <w:tblLook w:firstColumn="1" w:firstRow="1" w:lastColumn="0" w:lastRow="0" w:noHBand="0" w:noVBand="1" w:val="04A0"/>
-      </w:tblPr>
-      <w:tblGrid>
-        <w:gridCol w:w="4703"/>
-        <w:gridCol w:w="4703"/>
-      </w:tblGrid>
-      <w:tr>
-        <w:tc>
-          <w:tcPr>
-            <w:tcW w:type="dxa" w:w="4703"/>
-            <w:shd w:val="clear" w:color="auto" w:fill="F0F7FF"/>
-          </w:tcPr>
-          <w:p>
-            <w:r>
-              <w:rPr>
-                <w:rFonts w:ascii="Calibri" w:hAnsi="Calibri"/>
-                <w:b/>
-                <w:i w:val="0"/>
-                <w:color w:val="1E3C78"/>
-                <w:sz w:val="20"/>
-              </w:rPr>
-              <w:t>Data agencies &amp; platforms</w:t>
-            </w:r>
-          </w:p>
-        </w:tc>
-        <w:tc>
-          <w:tcPr>
-            <w:tcW w:type="dxa" w:w="4703"/>
-            <w:shd w:val="clear" w:color="auto" w:fill="F0F7FF"/>
-          </w:tcPr>
-          <w:p>
-            <w:r>
-              <w:rPr>
-                <w:rFonts w:ascii="Calibri" w:hAnsi="Calibri"/>
-                <w:b w:val="0"/>
-                <w:i w:val="0"/>
-                <w:color w:val="282828"/>
-                <w:sz w:val="20"/>
-              </w:rPr>
-              <w:t>Tier 1/2 agencies (Cloudfactory, iMerit, Cogito, Taskmonk) or data platforms actively sourcing physical AI or egocentric data -- especially if they have India gaps in their execution.</w:t>
-            </w:r>
-          </w:p>
-        </w:tc>
-      </w:tr>
-      <w:tr>
-        <w:tc>
-          <w:tcPr>
-            <w:tcW w:type="dxa" w:w="4703"/>
-            <w:shd w:val="clear" w:color="auto" w:fill="FFFFFF"/>
-          </w:tcPr>
-          <w:p>
-            <w:r>
-              <w:rPr>
-                <w:rFonts w:ascii="Calibri" w:hAnsi="Calibri"/>
-                <w:b/>
-                <w:i w:val="0"/>
-                <w:color w:val="1E3C78"/>
-                <w:sz w:val="20"/>
-              </w:rPr>
-              <w:t>Robotics &amp; embodied AI labs</w:t>
-            </w:r>
-          </w:p>
-        </w:tc>
-        <w:tc>
-          <w:tcPr>
-            <w:tcW w:type="dxa" w:w="4703"/>
-            <w:shd w:val="clear" w:color="auto" w:fill="FFFFFF"/>
-          </w:tcPr>
-          <w:p>
-            <w:r>
-              <w:rPr>
-                <w:rFonts w:ascii="Calibri" w:hAnsi="Calibri"/>
-                <w:b w:val="0"/>
-                <w:i w:val="0"/>
-                <w:color w:val="282828"/>
-                <w:sz w:val="20"/>
-              </w:rPr>
-              <w:t>Companies training robots or physical AI systems that need task-specific video data from Indian environments. Especially those with India deployment plans.</w:t>
-            </w:r>
-          </w:p>
-        </w:tc>
-      </w:tr>
-      <w:tr>
-        <w:tc>
-          <w:tcPr>
-            <w:tcW w:type="dxa" w:w="4703"/>
-            <w:shd w:val="clear" w:color="auto" w:fill="F0F7FF"/>
-          </w:tcPr>
-          <w:p>
-            <w:r>
-              <w:rPr>
-                <w:rFonts w:ascii="Calibri" w:hAnsi="Calibri"/>
-                <w:b/>
-                <w:i w:val="0"/>
-                <w:color w:val="1E3C78"/>
-                <w:sz w:val="20"/>
-              </w:rPr>
-              <w:t>AI data buyers</w:t>
-            </w:r>
-          </w:p>
-        </w:tc>
-        <w:tc>
-          <w:tcPr>
-            <w:tcW w:type="dxa" w:w="4703"/>
-            <w:shd w:val="clear" w:color="auto" w:fill="F0F7FF"/>
-          </w:tcPr>
-          <w:p>
-            <w:r>
-              <w:rPr>
-                <w:rFonts w:ascii="Calibri" w:hAnsi="Calibri"/>
-                <w:b w:val="0"/>
-                <w:i w:val="0"/>
-                <w:color w:val="282828"/>
-                <w:sz w:val="20"/>
-              </w:rPr>
-              <w:t>Data engineering or research leads at AI companies actively acquiring egocentric or manipulation data for model training.</w:t>
-            </w:r>
-          </w:p>
-        </w:tc>
-      </w:tr>
-    </w:tbl>
-    <w:p>
-      <w:pPr>
-        <w:spacing w:after="80"/>
+        <w:spacing w:before="400" w:after="0"/>
       </w:pPr>
     </w:p>
     <w:p>
@@ -652,14 +361,14 @@
     </w:p>
     <w:p>
       <w:pPr>
-        <w:spacing w:before="160" w:after="0"/>
+        <w:spacing w:before="200"/>
       </w:pPr>
       <w:r>
         <w:rPr>
           <w:rFonts w:ascii="Calibri" w:hAnsi="Calibri"/>
           <w:b/>
           <w:i w:val="0"/>
-          <w:color w:val="1E232D"/>
+          <w:color w:val="232832"/>
           <w:sz w:val="21"/>
         </w:rPr>
         <w:t xml:space="preserve">Srijan   </w:t>
@@ -687,7 +396,7 @@
     </w:p>
     <w:sectPr>
       <w:pgSz w:w="12240" w:h="15840"/>
-      <w:pgMar w:top="1247" w:right="1417" w:bottom="1247" w:left="1417" w:header="720" w:footer="720" w:gutter="0"/>
+      <w:pgMar w:top="1417" w:right="1587" w:bottom="1417" w:left="1587" w:header="720" w:footer="720" w:gutter="0"/>
       <w:cols w:space="720"/>
       <w:docGrid w:linePitch="360"/>
     </w:sectPr>

--- a/projects/qube-agency/qube-onepager.docx
+++ b/projects/qube-agency/qube-onepager.docx
@@ -42,7 +42,7 @@
     </w:p>
     <w:p>
       <w:pPr>
-        <w:spacing w:before="360" w:after="100"/>
+        <w:spacing w:before="320" w:after="100"/>
       </w:pPr>
       <w:r>
         <w:rPr>
@@ -65,14 +65,14 @@
           <w:b w:val="0"/>
           <w:i w:val="0"/>
           <w:color w:val="232832"/>
-          <w:sz w:val="22"/>
+          <w:sz w:val="21"/>
         </w:rPr>
         <w:t>Qube is a data collection company built for physical AI. We source, record, and deliver egocentric (first-person POV) training data from real-world environments in India -- the kind of data that teaches robots and autonomous systems how humans actually move and work.</w:t>
       </w:r>
     </w:p>
     <w:p>
       <w:pPr>
-        <w:spacing w:before="360" w:after="100"/>
+        <w:spacing w:before="320" w:after="100"/>
       </w:pPr>
       <w:r>
         <w:rPr>
@@ -95,14 +95,14 @@
           <w:b w:val="0"/>
           <w:i w:val="0"/>
           <w:color w:val="232832"/>
-          <w:sz w:val="22"/>
+          <w:sz w:val="21"/>
         </w:rPr>
         <w:t>We run end-to-end data collection projects -- from contributor briefing and recording to QA review and annotation delivery. Our focus is task-specific, environment-specific data from Indian manufacturing settings: auto components, electronics assembly, and pharma packaging.</w:t>
       </w:r>
     </w:p>
     <w:p>
       <w:pPr>
-        <w:spacing w:before="360" w:after="100"/>
+        <w:spacing w:before="320" w:after="100"/>
       </w:pPr>
       <w:r>
         <w:rPr>
@@ -127,7 +127,7 @@
           <w:b/>
           <w:i w:val="0"/>
           <w:color w:val="232832"/>
-          <w:sz w:val="22"/>
+          <w:sz w:val="21"/>
         </w:rPr>
         <w:t xml:space="preserve">In-house execution team </w:t>
       </w:r>
@@ -137,7 +137,7 @@
           <w:b w:val="0"/>
           <w:i w:val="0"/>
           <w:color w:val="232832"/>
-          <w:sz w:val="22"/>
+          <w:sz w:val="21"/>
         </w:rPr>
         <w:t>-- trained contributors with head-mounted rigs, briefed on narration and hand visibility standards.</w:t>
       </w:r>
@@ -154,7 +154,7 @@
           <w:b/>
           <w:i w:val="0"/>
           <w:color w:val="232832"/>
-          <w:sz w:val="22"/>
+          <w:sz w:val="21"/>
         </w:rPr>
         <w:t xml:space="preserve">Factory floor access </w:t>
       </w:r>
@@ -164,7 +164,7 @@
           <w:b w:val="0"/>
           <w:i w:val="0"/>
           <w:color w:val="232832"/>
-          <w:sz w:val="22"/>
+          <w:sz w:val="21"/>
         </w:rPr>
         <w:t>-- direct relationships with manufacturing facilities across India, with employer-level consent frameworks.</w:t>
       </w:r>
@@ -181,7 +181,7 @@
           <w:b/>
           <w:i w:val="0"/>
           <w:color w:val="232832"/>
-          <w:sz w:val="22"/>
+          <w:sz w:val="21"/>
         </w:rPr>
         <w:t xml:space="preserve">Structured QA pipeline </w:t>
       </w:r>
@@ -191,7 +191,7 @@
           <w:b w:val="0"/>
           <w:i w:val="0"/>
           <w:color w:val="232832"/>
-          <w:sz w:val="22"/>
+          <w:sz w:val="21"/>
         </w:rPr>
         <w:t>-- every video reviewed against narration quality, PII checks, hand visibility, and file standards before delivery.</w:t>
       </w:r>
@@ -208,7 +208,7 @@
           <w:b/>
           <w:i w:val="0"/>
           <w:color w:val="232832"/>
-          <w:sz w:val="22"/>
+          <w:sz w:val="21"/>
         </w:rPr>
         <w:t xml:space="preserve">Annotation </w:t>
       </w:r>
@@ -218,14 +218,14 @@
           <w:b w:val="0"/>
           <w:i w:val="0"/>
           <w:color w:val="232832"/>
-          <w:sz w:val="22"/>
+          <w:sz w:val="21"/>
         </w:rPr>
         <w:t>-- temporal/action labels, object annotation, pose/keypoint, and task state labels on top of raw footage.</w:t>
       </w:r>
     </w:p>
     <w:p>
       <w:pPr>
-        <w:spacing w:before="360" w:after="100"/>
+        <w:spacing w:before="320" w:after="100"/>
       </w:pPr>
       <w:r>
         <w:rPr>
@@ -250,9 +250,9 @@
           <w:b/>
           <w:i w:val="0"/>
           <w:color w:val="232832"/>
-          <w:sz w:val="22"/>
+          <w:sz w:val="21"/>
         </w:rPr>
-        <w:t xml:space="preserve">The only company </w:t>
+        <w:t xml:space="preserve">Cost advantage </w:t>
       </w:r>
       <w:r>
         <w:rPr>
@@ -260,9 +260,9 @@
           <w:b w:val="0"/>
           <w:i w:val="0"/>
           <w:color w:val="232832"/>
-          <w:sz w:val="22"/>
+          <w:sz w:val="21"/>
         </w:rPr>
-        <w:t>doing task-specific, consent-clean egocentric collection from Indian manufacturing floors at a professional quality bar.</w:t>
+        <w:t>-- India-based execution at a fraction of US or EU collection rates, without compromising on quality or consent standards.</w:t>
       </w:r>
     </w:p>
     <w:p>
@@ -277,9 +277,9 @@
           <w:b/>
           <w:i w:val="0"/>
           <w:color w:val="232832"/>
-          <w:sz w:val="22"/>
+          <w:sz w:val="21"/>
         </w:rPr>
-        <w:t xml:space="preserve">Not generic footage </w:t>
+        <w:t xml:space="preserve">India is where the robots are going </w:t>
       </w:r>
       <w:r>
         <w:rPr>
@@ -287,9 +287,9 @@
           <w:b w:val="0"/>
           <w:i w:val="0"/>
           <w:color w:val="232832"/>
-          <w:sz w:val="22"/>
+          <w:sz w:val="21"/>
         </w:rPr>
-        <w:t>-- every project is designed around specific task demonstrations for specific deployment environments.</w:t>
+        <w:t>-- India has one of the largest manual-labour workforces in the world. The next generation of industrial robots is being built specifically to operate in these environments. Indian training data is not a secondary source -- it is the primary source for any company with India deployment intent.</w:t>
       </w:r>
     </w:p>
     <w:p>
@@ -304,9 +304,9 @@
           <w:b/>
           <w:i w:val="0"/>
           <w:color w:val="232832"/>
-          <w:sz w:val="22"/>
+          <w:sz w:val="21"/>
         </w:rPr>
-        <w:t xml:space="preserve">India-native </w:t>
+        <w:t xml:space="preserve">No one else is doing this </w:t>
       </w:r>
       <w:r>
         <w:rPr>
@@ -314,9 +314,9 @@
           <w:b w:val="0"/>
           <w:i w:val="0"/>
           <w:color w:val="232832"/>
-          <w:sz w:val="22"/>
+          <w:sz w:val="21"/>
         </w:rPr>
-        <w:t>-- we understand the environments, the access constraints, and the workforce. No remote management overhead.</w:t>
+        <w:t>-- no company is producing task-specific, consent-clean, annotated egocentric data from Indian manufacturing floors at a professional quality bar.</w:t>
       </w:r>
     </w:p>
     <w:p>
@@ -331,7 +331,34 @@
           <w:b/>
           <w:i w:val="0"/>
           <w:color w:val="232832"/>
-          <w:sz w:val="22"/>
+          <w:sz w:val="21"/>
+        </w:rPr>
+        <w:t xml:space="preserve">Task-specific by design </w:t>
+      </w:r>
+      <w:r>
+        <w:rPr>
+          <w:rFonts w:ascii="Calibri" w:hAnsi="Calibri"/>
+          <w:b w:val="0"/>
+          <w:i w:val="0"/>
+          <w:color w:val="232832"/>
+          <w:sz w:val="21"/>
+        </w:rPr>
+        <w:t>-- every project is structured around specific robot task demonstrations, not generic footage that AI labs have to filter through.</w:t>
+      </w:r>
+    </w:p>
+    <w:p>
+      <w:pPr>
+        <w:pStyle w:val="ListBullet"/>
+        <w:spacing w:before="40" w:after="40"/>
+        <w:ind w:left="288"/>
+      </w:pPr>
+      <w:r>
+        <w:rPr>
+          <w:rFonts w:ascii="Calibri" w:hAnsi="Calibri"/>
+          <w:b/>
+          <w:i w:val="0"/>
+          <w:color w:val="232832"/>
+          <w:sz w:val="21"/>
         </w:rPr>
         <w:t xml:space="preserve">Fast pilots </w:t>
       </w:r>
@@ -341,14 +368,155 @@
           <w:b w:val="0"/>
           <w:i w:val="0"/>
           <w:color w:val="232832"/>
-          <w:sz w:val="22"/>
+          <w:sz w:val="21"/>
         </w:rPr>
-        <w:t>-- low-commitment entry point to test quality before scale.</w:t>
+        <w:t>-- low-commitment entry point to validate quality before committing to scale.</w:t>
       </w:r>
     </w:p>
     <w:p>
       <w:pPr>
-        <w:spacing w:before="400" w:after="0"/>
+        <w:spacing w:before="320" w:after="100"/>
+      </w:pPr>
+      <w:r>
+        <w:rPr>
+          <w:rFonts w:ascii="Calibri" w:hAnsi="Calibri"/>
+          <w:b/>
+          <w:i w:val="0"/>
+          <w:color w:val="FF7A2F"/>
+          <w:sz w:val="18"/>
+        </w:rPr>
+        <w:t>CAPABILITIES</w:t>
+      </w:r>
+    </w:p>
+    <w:tbl>
+      <w:tblPr>
+        <w:tblStyle w:val="TableGrid"/>
+        <w:tblW w:type="auto" w:w="0"/>
+        <w:jc w:val="left"/>
+        <w:tblLook w:firstColumn="1" w:firstRow="1" w:lastColumn="0" w:lastRow="0" w:noHBand="0" w:noVBand="1" w:val="04A0"/>
+      </w:tblPr>
+      <w:tblGrid>
+        <w:gridCol w:w="4533"/>
+        <w:gridCol w:w="4533"/>
+      </w:tblGrid>
+      <w:tr>
+        <w:tc>
+          <w:tcPr>
+            <w:tcW w:type="dxa" w:w="4533"/>
+            <w:shd w:val="clear" w:color="auto" w:fill="F7F8FA"/>
+          </w:tcPr>
+          <w:p>
+            <w:r>
+              <w:rPr>
+                <w:rFonts w:ascii="Calibri" w:hAnsi="Calibri"/>
+                <w:b/>
+                <w:i w:val="0"/>
+                <w:color w:val="3C5078"/>
+                <w:sz w:val="21"/>
+              </w:rPr>
+              <w:t>Languages</w:t>
+            </w:r>
+          </w:p>
+        </w:tc>
+        <w:tc>
+          <w:tcPr>
+            <w:tcW w:type="dxa" w:w="4533"/>
+            <w:shd w:val="clear" w:color="auto" w:fill="F7F8FA"/>
+          </w:tcPr>
+          <w:p>
+            <w:r>
+              <w:rPr>
+                <w:rFonts w:ascii="Calibri" w:hAnsi="Calibri"/>
+                <w:b w:val="0"/>
+                <w:i w:val="0"/>
+                <w:color w:val="232832"/>
+                <w:sz w:val="21"/>
+              </w:rPr>
+              <w:t>English, Hindi, and major regional Indian languages (Tamil, Telugu, Kannada, Bengali, Marathi) -- narration matched to deployment context.</w:t>
+            </w:r>
+          </w:p>
+        </w:tc>
+      </w:tr>
+      <w:tr>
+        <w:tc>
+          <w:tcPr>
+            <w:tcW w:type="dxa" w:w="4533"/>
+            <w:shd w:val="clear" w:color="auto" w:fill="FFFFFF"/>
+          </w:tcPr>
+          <w:p>
+            <w:r>
+              <w:rPr>
+                <w:rFonts w:ascii="Calibri" w:hAnsi="Calibri"/>
+                <w:b/>
+                <w:i w:val="0"/>
+                <w:color w:val="3C5078"/>
+                <w:sz w:val="21"/>
+              </w:rPr>
+              <w:t>Project start</w:t>
+            </w:r>
+          </w:p>
+        </w:tc>
+        <w:tc>
+          <w:tcPr>
+            <w:tcW w:type="dxa" w:w="4533"/>
+            <w:shd w:val="clear" w:color="auto" w:fill="FFFFFF"/>
+          </w:tcPr>
+          <w:p>
+            <w:r>
+              <w:rPr>
+                <w:rFonts w:ascii="Calibri" w:hAnsi="Calibri"/>
+                <w:b w:val="0"/>
+                <w:i w:val="0"/>
+                <w:color w:val="232832"/>
+                <w:sz w:val="21"/>
+              </w:rPr>
+              <w:t>Ready to begin within 1-2 weeks of project brief and sample approval.</w:t>
+            </w:r>
+          </w:p>
+        </w:tc>
+      </w:tr>
+      <w:tr>
+        <w:tc>
+          <w:tcPr>
+            <w:tcW w:type="dxa" w:w="4533"/>
+            <w:shd w:val="clear" w:color="auto" w:fill="F7F8FA"/>
+          </w:tcPr>
+          <w:p>
+            <w:r>
+              <w:rPr>
+                <w:rFonts w:ascii="Calibri" w:hAnsi="Calibri"/>
+                <w:b/>
+                <w:i w:val="0"/>
+                <w:color w:val="3C5078"/>
+                <w:sz w:val="21"/>
+              </w:rPr>
+              <w:t>Volume</w:t>
+            </w:r>
+          </w:p>
+        </w:tc>
+        <w:tc>
+          <w:tcPr>
+            <w:tcW w:type="dxa" w:w="4533"/>
+            <w:shd w:val="clear" w:color="auto" w:fill="F7F8FA"/>
+          </w:tcPr>
+          <w:p>
+            <w:r>
+              <w:rPr>
+                <w:rFonts w:ascii="Calibri" w:hAnsi="Calibri"/>
+                <w:b w:val="0"/>
+                <w:i w:val="0"/>
+                <w:color w:val="232832"/>
+                <w:sz w:val="21"/>
+              </w:rPr>
+              <w:t>Pilot runs from 500 hours. Current monthly capacity 1,000+ approved hours, scalable on demand.</w:t>
+            </w:r>
+          </w:p>
+        </w:tc>
+      </w:tr>
+    </w:tbl>
+    <w:p>
+      <w:pPr>
+        <w:spacing w:before="320" w:after="0"/>
       </w:pPr>
     </w:p>
     <w:p>
@@ -396,7 +564,7 @@
     </w:p>
     <w:sectPr>
       <w:pgSz w:w="12240" w:h="15840"/>
-      <w:pgMar w:top="1417" w:right="1587" w:bottom="1417" w:left="1587" w:header="720" w:footer="720" w:gutter="0"/>
+      <w:pgMar w:top="1247" w:right="1587" w:bottom="1247" w:left="1587" w:header="720" w:footer="720" w:gutter="0"/>
       <w:cols w:space="720"/>
       <w:docGrid w:linePitch="360"/>
     </w:sectPr>

--- a/projects/qube-agency/qube-onepager.docx
+++ b/projects/qube-agency/qube-onepager.docx
@@ -432,7 +432,7 @@
                 <w:color w:val="232832"/>
                 <w:sz w:val="21"/>
               </w:rPr>
-              <w:t>English, Hindi, and major regional Indian languages (Tamil, Telugu, Kannada, Bengali, Marathi) -- narration matched to deployment context.</w:t>
+              <w:t>Hindi, Bengali, Odia, Tamil, Kannada, Gujarati, Punjabi, Marathi, Nepali, Bhojpuri, Assamese, Manipuri, English -- 13 languages across all major Indian regions.</w:t>
             </w:r>
           </w:p>
         </w:tc>

--- a/projects/qube-agency/qube-onepager.docx
+++ b/projects/qube-agency/qube-onepager.docx
@@ -508,7 +508,7 @@
                 <w:color w:val="232832"/>
                 <w:sz w:val="21"/>
               </w:rPr>
-              <w:t>Pilot runs from 500 hours. Current monthly capacity 1,000+ approved hours, scalable on demand.</w:t>
+              <w:t>Pilot runs from 500 hours. Scale up to 10,000+ approved hours per month.</w:t>
             </w:r>
           </w:p>
         </w:tc>

--- a/projects/qube-agency/qube-onepager.docx
+++ b/projects/qube-agency/qube-onepager.docx
@@ -1555,7 +1555,7 @@
           <w:color w:val="232832"/>
           <w:sz w:val="19"/>
         </w:rPr>
-        <w:t xml:space="preserve">Factory connections include: </w:t>
+        <w:t xml:space="preserve">Connected factories supply brands including: </w:t>
       </w:r>
       <w:r>
         <w:rPr>
